--- a/docs/기획서_공식양식.docx
+++ b/docs/기획서_공식양식.docx
@@ -163,7 +163,7 @@
                 <w:rFonts w:ascii="맑은 고딕" w:hAnsi="맑은 고딕" w:eastAsia="맑은 고딕"/>
                 <w:sz w:val="20"/>
               </w:rPr>
-              <w:t>☑ 웹   URL 주소 : 로컬 실행 http://localhost:8000  (실행 방법 본문 부록 참조)</w:t>
+              <w:t>☑ 웹   URL 주소 : https://sungchul02.github.io/KFood/</w:t>
             </w:r>
           </w:p>
           <w:p>
